--- a/SWARMOS_JUDGE_MASTER_DOCUMENT.docx
+++ b/SWARMOS_JUDGE_MASTER_DOCUMENT.docx
@@ -1487,7 +1487,7 @@
         <w:rPr>
           <w:i/>
         </w:rPr>
-        <w:t>"This grading is why we beat stop-and-wait on throughput -- the biggest single source of the gap is that a mere crossing gets a SLOW, not a full stop."</w:t>
+        <w:t>"Grading keeps traffic moving: a mere crossing gets a SLOW, not a full stop. The C2 result itself is quoted only from the frozen benchmark in section 6."</w:t>
       </w:r>
     </w:p>
     <w:p>
@@ -1918,7 +1918,7 @@
           <w:i/>
           <w:sz w:val="22"/>
         </w:rPr>
-        <w:t>Q: What is the honest current result of this comparison?</w:t>
+        <w:t>Q: Is this live comparison the C2 result?</w:t>
       </w:r>
     </w:p>
     <w:p>
@@ -1928,7 +1928,7 @@
           <w:i w:val="0"/>
           <w:sz w:val="22"/>
         </w:rPr>
-        <w:t>A: See section 6 below -- as of 2026-09-22 the throughput-time reduction criterion (target &gt;=20%) is measured NOT MET, mean +2.0%, 95% CI [-5.9%, +9.8%]. We report this directly rather than hide it.</w:t>
+        <w:t>A: No. It is a one-seed illustration, and its SWARMOS arm still uses the pre-v3 settings (without F1/F3/F5/F6). C2 is quoted only from the frozen v3 simulation benchmark in section 6.</w:t>
       </w:r>
     </w:p>
     <w:p/>
@@ -1940,7 +1940,7 @@
         <w:rPr>
           <w:color w:val="121E33"/>
         </w:rPr>
-        <w:t>6. Baseline vs SWARMOS -- Honest Current Comparison</w:t>
+        <w:t>6. Baseline vs SWARMOS -- C2 v3 Product Result (simulation benchmark)</w:t>
       </w:r>
     </w:p>
     <w:p>
@@ -1950,7 +1950,7 @@
           <w:i w:val="0"/>
           <w:sz w:val="22"/>
         </w:rPr>
-        <w:t>This directly answers the question 'why does baseline sometimes beat SWARMOS, and what is the point of SWARMOS then'.</w:t>
+        <w:t>Source: docs/C2_V3_PRODUCT_RESULT.md (frozen protocol docs/C2_FROZEN_PROTOCOL_V3.md). Every number below is a SIMULATION benchmark result, not a physical-world or certification claim.</w:t>
       </w:r>
     </w:p>
     <w:p>
@@ -1960,17 +1960,31 @@
           <w:i w:val="0"/>
           <w:sz w:val="22"/>
         </w:rPr>
-        <w:t>What 'baseline' is:</w:t>
+        <w:t>Product configuration:</w:t>
       </w:r>
     </w:p>
     <w:p>
+      <w:pPr>
+        <w:pStyle w:val="ListBullet"/>
+      </w:pPr>
       <w:r>
-        <w:rPr>
-          <w:b w:val="0"/>
-          <w:i w:val="0"/>
-          <w:sz w:val="22"/>
-        </w:rPr>
-        <w:t>StopAndWaitPolicy (app/sim/policy.py) -- the classical AGV controller: no negotiation, no reservations, no joint planning, no learning. If a conflict is detected, stop. It is deliberately tuned to be a FAIR reference, not a strawman -- it uses the same HARD_STOP_M=0.75 m safety floor SWARMOS uses, and its own STUCK_TICKS recovery threshold was swept and tuned rather than left at an arbitrary default.</w:t>
+        <w:t>SWARMOS product default = F1 + F3 + F5 + F6. F1: path-aware safety check (only ever vetoes more). F3: the robot not closing keeps right of way. F5: standoff breaker (replans; grants no motion). F6: 300-tick stall-release cooldown.</w:t>
+      </w:r>
+    </w:p>
+    <w:p>
+      <w:pPr>
+        <w:pStyle w:val="ListBullet"/>
+      </w:pPr>
+      <w:r>
+        <w:t>F2(a) and F2(b) remain OFF. Safety floor 0.75 m, unchanged.</w:t>
+      </w:r>
+    </w:p>
+    <w:p>
+      <w:pPr>
+        <w:pStyle w:val="ListBullet"/>
+      </w:pPr>
+      <w:r>
+        <w:t>Reference arms: textbook stop-and-wait + F1 + F6 (the C2 reference) and tuned stop-and-wait + F1 + F6. F1 and F6 are shared; F3 and F5 are SWARMOS-only.</w:t>
       </w:r>
     </w:p>
     <w:p>
@@ -1980,7 +1994,7 @@
           <w:i w:val="0"/>
           <w:sz w:val="22"/>
         </w:rPr>
-        <w:t>Measured result, 2026-09-22 (tools/verify_criteria_powered.py, 1800 ticks, seeds 11/13/17, 3 scenarios):</w:t>
+        <w:t>Primary C2 result (overlap_batch, 40 fresh seeds 600001-600040):</w:t>
       </w:r>
     </w:p>
     <w:tbl>
@@ -1991,16 +2005,14 @@
         <w:tblLook w:firstColumn="1" w:firstRow="1" w:lastColumn="0" w:lastRow="0" w:noHBand="0" w:noVBand="1" w:val="04A0"/>
       </w:tblPr>
       <w:tblGrid>
-        <w:gridCol w:w="1728"/>
-        <w:gridCol w:w="1728"/>
-        <w:gridCol w:w="1728"/>
-        <w:gridCol w:w="1728"/>
-        <w:gridCol w:w="1728"/>
+        <w:gridCol w:w="2880"/>
+        <w:gridCol w:w="2880"/>
+        <w:gridCol w:w="2880"/>
       </w:tblGrid>
       <w:tr>
         <w:tc>
           <w:tcPr>
-            <w:tcW w:type="dxa" w:w="2736"/>
+            <w:tcW w:type="dxa" w:w="3456"/>
             <w:shd w:fill="1F2937"/>
           </w:tcPr>
           <w:p>
@@ -2009,13 +2021,13 @@
                 <w:b/>
                 <w:color w:val="FFFFFF"/>
               </w:rPr>
-              <w:t>Scenario (fleet)</w:t>
+              <w:t>Measure</w:t>
             </w:r>
           </w:p>
         </w:tc>
         <w:tc>
           <w:tcPr>
-            <w:tcW w:type="dxa" w:w="720"/>
+            <w:tcW w:type="dxa" w:w="3456"/>
             <w:shd w:fill="1F2937"/>
           </w:tcPr>
           <w:p>
@@ -2024,13 +2036,13 @@
                 <w:b/>
                 <w:color w:val="FFFFFF"/>
               </w:rPr>
-              <w:t>Seed</w:t>
+              <w:t>SWARMOS product</w:t>
             </w:r>
           </w:p>
         </w:tc>
         <w:tc>
           <w:tcPr>
-            <w:tcW w:type="dxa" w:w="2016"/>
+            <w:tcW w:type="dxa" w:w="2880"/>
             <w:shd w:fill="1F2937"/>
           </w:tcPr>
           <w:p>
@@ -2039,37 +2051,7 @@
                 <w:b/>
                 <w:color w:val="FFFFFF"/>
               </w:rPr>
-              <w:t>Baseline avg_completion_s</w:t>
-            </w:r>
-          </w:p>
-        </w:tc>
-        <w:tc>
-          <w:tcPr>
-            <w:tcW w:type="dxa" w:w="2016"/>
-            <w:shd w:fill="1F2937"/>
-          </w:tcPr>
-          <w:p>
-            <w:r>
-              <w:rPr>
-                <w:b/>
-                <w:color w:val="FFFFFF"/>
-              </w:rPr>
-              <w:t>SWARMOS avg_completion_s</w:t>
-            </w:r>
-          </w:p>
-        </w:tc>
-        <w:tc>
-          <w:tcPr>
-            <w:tcW w:type="dxa" w:w="1440"/>
-            <w:shd w:fill="1F2937"/>
-          </w:tcPr>
-          <w:p>
-            <w:r>
-              <w:rPr>
-                <w:b/>
-                <w:color w:val="FFFFFF"/>
-              </w:rPr>
-              <w:t>Reduction</w:t>
+              <w:t>Textbook stop-and-wait + F1 + F6</w:t>
             </w:r>
           </w:p>
         </w:tc>
@@ -2077,51 +2059,31 @@
       <w:tr>
         <w:tc>
           <w:tcPr>
-            <w:tcW w:type="dxa" w:w="2736"/>
+            <w:tcW w:type="dxa" w:w="3456"/>
           </w:tcPr>
           <w:p>
             <w:r>
-              <w:t>blocked_aisle (40)</w:t>
+              <w:t>Capped time reduction (paired)</w:t>
             </w:r>
           </w:p>
         </w:tc>
         <w:tc>
           <w:tcPr>
-            <w:tcW w:type="dxa" w:w="720"/>
+            <w:tcW w:type="dxa" w:w="3456"/>
           </w:tcPr>
           <w:p>
             <w:r>
-              <w:t>11</w:t>
+              <w:t>+48.9%, 95% CI [+35.3%, +62.5%]</w:t>
             </w:r>
           </w:p>
         </w:tc>
         <w:tc>
           <w:tcPr>
-            <w:tcW w:type="dxa" w:w="2016"/>
+            <w:tcW w:type="dxa" w:w="2880"/>
           </w:tcPr>
           <w:p>
             <w:r>
-              <w:t>102.30</w:t>
-            </w:r>
-          </w:p>
-        </w:tc>
-        <w:tc>
-          <w:tcPr>
-            <w:tcW w:type="dxa" w:w="2016"/>
-          </w:tcPr>
-          <w:p>
-            <w:r>
-              <w:t>103.85</w:t>
-            </w:r>
-          </w:p>
-        </w:tc>
-        <w:tc>
-          <w:tcPr>
-            <w:tcW w:type="dxa" w:w="1440"/>
-          </w:tcPr>
-          <w:p>
-            <w:r>
-              <w:t>-1.5%</w:t>
+              <w:t>reference</w:t>
             </w:r>
           </w:p>
         </w:tc>
@@ -2129,51 +2091,31 @@
       <w:tr>
         <w:tc>
           <w:tcPr>
-            <w:tcW w:type="dxa" w:w="2736"/>
+            <w:tcW w:type="dxa" w:w="3456"/>
           </w:tcPr>
           <w:p>
             <w:r>
-              <w:t>blocked_aisle (40)</w:t>
+              <w:t>Finish rate</w:t>
             </w:r>
           </w:p>
         </w:tc>
         <w:tc>
           <w:tcPr>
-            <w:tcW w:type="dxa" w:w="720"/>
+            <w:tcW w:type="dxa" w:w="3456"/>
           </w:tcPr>
           <w:p>
             <w:r>
-              <w:t>13</w:t>
+              <w:t>40/40</w:t>
             </w:r>
           </w:p>
         </w:tc>
         <w:tc>
           <w:tcPr>
-            <w:tcW w:type="dxa" w:w="2016"/>
+            <w:tcW w:type="dxa" w:w="2880"/>
           </w:tcPr>
           <w:p>
             <w:r>
-              <w:t>96.48</w:t>
-            </w:r>
-          </w:p>
-        </w:tc>
-        <w:tc>
-          <w:tcPr>
-            <w:tcW w:type="dxa" w:w="2016"/>
-          </w:tcPr>
-          <w:p>
-            <w:r>
-              <w:t>84.27</w:t>
-            </w:r>
-          </w:p>
-        </w:tc>
-        <w:tc>
-          <w:tcPr>
-            <w:tcW w:type="dxa" w:w="1440"/>
-          </w:tcPr>
-          <w:p>
-            <w:r>
-              <w:t>+12.7%</w:t>
+              <w:t>21/40</w:t>
             </w:r>
           </w:p>
         </w:tc>
@@ -2181,51 +2123,31 @@
       <w:tr>
         <w:tc>
           <w:tcPr>
-            <w:tcW w:type="dxa" w:w="2736"/>
+            <w:tcW w:type="dxa" w:w="3456"/>
           </w:tcPr>
           <w:p>
             <w:r>
-              <w:t>blocked_aisle (40)</w:t>
+              <w:t>Seeds failed by SWARMOS only</w:t>
             </w:r>
           </w:p>
         </w:tc>
         <w:tc>
           <w:tcPr>
-            <w:tcW w:type="dxa" w:w="720"/>
+            <w:tcW w:type="dxa" w:w="3456"/>
           </w:tcPr>
           <w:p>
             <w:r>
-              <w:t>17</w:t>
+              <w:t>none</w:t>
             </w:r>
           </w:p>
         </w:tc>
         <w:tc>
           <w:tcPr>
-            <w:tcW w:type="dxa" w:w="2016"/>
+            <w:tcW w:type="dxa" w:w="2880"/>
           </w:tcPr>
           <w:p>
             <w:r>
-              <w:t>87.30</w:t>
-            </w:r>
-          </w:p>
-        </w:tc>
-        <w:tc>
-          <w:tcPr>
-            <w:tcW w:type="dxa" w:w="2016"/>
-          </w:tcPr>
-          <w:p>
-            <w:r>
-              <w:t>78.68</w:t>
-            </w:r>
-          </w:p>
-        </w:tc>
-        <w:tc>
-          <w:tcPr>
-            <w:tcW w:type="dxa" w:w="1440"/>
-          </w:tcPr>
-          <w:p>
-            <w:r>
-              <w:t>+9.9%</w:t>
+              <w:t>-</w:t>
             </w:r>
           </w:p>
         </w:tc>
@@ -2233,51 +2155,31 @@
       <w:tr>
         <w:tc>
           <w:tcPr>
-            <w:tcW w:type="dxa" w:w="2736"/>
+            <w:tcW w:type="dxa" w:w="3456"/>
           </w:tcPr>
           <w:p>
             <w:r>
-              <w:t>narrow_aisle_deadlock (24)</w:t>
+              <w:t>Common-finish speed (21 seeds)</w:t>
             </w:r>
           </w:p>
         </w:tc>
         <w:tc>
           <w:tcPr>
-            <w:tcW w:type="dxa" w:w="720"/>
+            <w:tcW w:type="dxa" w:w="3456"/>
           </w:tcPr>
           <w:p>
             <w:r>
-              <w:t>11</w:t>
+              <w:t>+17.5%, CI [+1.4%, +33.6%]</w:t>
             </w:r>
           </w:p>
         </w:tc>
         <w:tc>
           <w:tcPr>
-            <w:tcW w:type="dxa" w:w="2016"/>
+            <w:tcW w:type="dxa" w:w="2880"/>
           </w:tcPr>
           <w:p>
             <w:r>
-              <w:t>76.87</w:t>
-            </w:r>
-          </w:p>
-        </w:tc>
-        <w:tc>
-          <w:tcPr>
-            <w:tcW w:type="dxa" w:w="2016"/>
-          </w:tcPr>
-          <w:p>
-            <w:r>
-              <w:t>79.28</w:t>
-            </w:r>
-          </w:p>
-        </w:tc>
-        <w:tc>
-          <w:tcPr>
-            <w:tcW w:type="dxa" w:w="1440"/>
-          </w:tcPr>
-          <w:p>
-            <w:r>
-              <w:t>-3.1%</w:t>
+              <w:t>reference</w:t>
             </w:r>
           </w:p>
         </w:tc>
@@ -2285,259 +2187,31 @@
       <w:tr>
         <w:tc>
           <w:tcPr>
-            <w:tcW w:type="dxa" w:w="2736"/>
+            <w:tcW w:type="dxa" w:w="3456"/>
           </w:tcPr>
           <w:p>
             <w:r>
-              <w:t>narrow_aisle_deadlock (24)</w:t>
+              <w:t>Frozen decision conditions</w:t>
             </w:r>
           </w:p>
         </w:tc>
         <w:tc>
           <w:tcPr>
-            <w:tcW w:type="dxa" w:w="720"/>
+            <w:tcW w:type="dxa" w:w="3456"/>
           </w:tcPr>
           <w:p>
             <w:r>
-              <w:t>13</w:t>
+              <w:t>all five passed</w:t>
             </w:r>
           </w:p>
         </w:tc>
         <w:tc>
           <w:tcPr>
-            <w:tcW w:type="dxa" w:w="2016"/>
+            <w:tcW w:type="dxa" w:w="2880"/>
           </w:tcPr>
           <w:p>
             <w:r>
-              <w:t>81.70</w:t>
-            </w:r>
-          </w:p>
-        </w:tc>
-        <w:tc>
-          <w:tcPr>
-            <w:tcW w:type="dxa" w:w="2016"/>
-          </w:tcPr>
-          <w:p>
-            <w:r>
-              <w:t>78.52</w:t>
-            </w:r>
-          </w:p>
-        </w:tc>
-        <w:tc>
-          <w:tcPr>
-            <w:tcW w:type="dxa" w:w="1440"/>
-          </w:tcPr>
-          <w:p>
-            <w:r>
-              <w:t>+3.9%</w:t>
-            </w:r>
-          </w:p>
-        </w:tc>
-      </w:tr>
-      <w:tr>
-        <w:tc>
-          <w:tcPr>
-            <w:tcW w:type="dxa" w:w="2736"/>
-          </w:tcPr>
-          <w:p>
-            <w:r>
-              <w:t>narrow_aisle_deadlock (24)</w:t>
-            </w:r>
-          </w:p>
-        </w:tc>
-        <w:tc>
-          <w:tcPr>
-            <w:tcW w:type="dxa" w:w="720"/>
-          </w:tcPr>
-          <w:p>
-            <w:r>
-              <w:t>17</w:t>
-            </w:r>
-          </w:p>
-        </w:tc>
-        <w:tc>
-          <w:tcPr>
-            <w:tcW w:type="dxa" w:w="2016"/>
-          </w:tcPr>
-          <w:p>
-            <w:r>
-              <w:t>117.48</w:t>
-            </w:r>
-          </w:p>
-        </w:tc>
-        <w:tc>
-          <w:tcPr>
-            <w:tcW w:type="dxa" w:w="2016"/>
-          </w:tcPr>
-          <w:p>
-            <w:r>
-              <w:t>112.37</w:t>
-            </w:r>
-          </w:p>
-        </w:tc>
-        <w:tc>
-          <w:tcPr>
-            <w:tcW w:type="dxa" w:w="1440"/>
-          </w:tcPr>
-          <w:p>
-            <w:r>
-              <w:t>+4.3%</w:t>
-            </w:r>
-          </w:p>
-        </w:tc>
-      </w:tr>
-      <w:tr>
-        <w:tc>
-          <w:tcPr>
-            <w:tcW w:type="dxa" w:w="2736"/>
-          </w:tcPr>
-          <w:p>
-            <w:r>
-              <w:t>rush_50 (50)</w:t>
-            </w:r>
-          </w:p>
-        </w:tc>
-        <w:tc>
-          <w:tcPr>
-            <w:tcW w:type="dxa" w:w="720"/>
-          </w:tcPr>
-          <w:p>
-            <w:r>
-              <w:t>11</w:t>
-            </w:r>
-          </w:p>
-        </w:tc>
-        <w:tc>
-          <w:tcPr>
-            <w:tcW w:type="dxa" w:w="2016"/>
-          </w:tcPr>
-          <w:p>
-            <w:r>
-              <w:t>89.34</w:t>
-            </w:r>
-          </w:p>
-        </w:tc>
-        <w:tc>
-          <w:tcPr>
-            <w:tcW w:type="dxa" w:w="2016"/>
-          </w:tcPr>
-          <w:p>
-            <w:r>
-              <w:t>106.68</w:t>
-            </w:r>
-          </w:p>
-        </w:tc>
-        <w:tc>
-          <w:tcPr>
-            <w:tcW w:type="dxa" w:w="1440"/>
-          </w:tcPr>
-          <w:p>
-            <w:r>
-              <w:t>-19.4%</w:t>
-            </w:r>
-          </w:p>
-        </w:tc>
-      </w:tr>
-      <w:tr>
-        <w:tc>
-          <w:tcPr>
-            <w:tcW w:type="dxa" w:w="2736"/>
-          </w:tcPr>
-          <w:p>
-            <w:r>
-              <w:t>rush_50 (50)</w:t>
-            </w:r>
-          </w:p>
-        </w:tc>
-        <w:tc>
-          <w:tcPr>
-            <w:tcW w:type="dxa" w:w="720"/>
-          </w:tcPr>
-          <w:p>
-            <w:r>
-              <w:t>13</w:t>
-            </w:r>
-          </w:p>
-        </w:tc>
-        <w:tc>
-          <w:tcPr>
-            <w:tcW w:type="dxa" w:w="2016"/>
-          </w:tcPr>
-          <w:p>
-            <w:r>
-              <w:t>85.20</w:t>
-            </w:r>
-          </w:p>
-        </w:tc>
-        <w:tc>
-          <w:tcPr>
-            <w:tcW w:type="dxa" w:w="2016"/>
-          </w:tcPr>
-          <w:p>
-            <w:r>
-              <w:t>87.58</w:t>
-            </w:r>
-          </w:p>
-        </w:tc>
-        <w:tc>
-          <w:tcPr>
-            <w:tcW w:type="dxa" w:w="1440"/>
-          </w:tcPr>
-          <w:p>
-            <w:r>
-              <w:t>-2.8%</w:t>
-            </w:r>
-          </w:p>
-        </w:tc>
-      </w:tr>
-      <w:tr>
-        <w:tc>
-          <w:tcPr>
-            <w:tcW w:type="dxa" w:w="2736"/>
-          </w:tcPr>
-          <w:p>
-            <w:r>
-              <w:t>rush_50 (50)</w:t>
-            </w:r>
-          </w:p>
-        </w:tc>
-        <w:tc>
-          <w:tcPr>
-            <w:tcW w:type="dxa" w:w="720"/>
-          </w:tcPr>
-          <w:p>
-            <w:r>
-              <w:t>17</w:t>
-            </w:r>
-          </w:p>
-        </w:tc>
-        <w:tc>
-          <w:tcPr>
-            <w:tcW w:type="dxa" w:w="2016"/>
-          </w:tcPr>
-          <w:p>
-            <w:r>
-              <w:t>100.54</w:t>
-            </w:r>
-          </w:p>
-        </w:tc>
-        <w:tc>
-          <w:tcPr>
-            <w:tcW w:type="dxa" w:w="2016"/>
-          </w:tcPr>
-          <w:p>
-            <w:r>
-              <w:t>86.75</w:t>
-            </w:r>
-          </w:p>
-        </w:tc>
-        <w:tc>
-          <w:tcPr>
-            <w:tcW w:type="dxa" w:w="1440"/>
-          </w:tcPr>
-          <w:p>
-            <w:r>
-              <w:t>+13.7%</w:t>
+              <w:t>-</w:t>
             </w:r>
           </w:p>
         </w:tc>
@@ -2550,7 +2224,7 @@
           <w:i w:val="0"/>
           <w:sz w:val="22"/>
         </w:rPr>
-        <w:t>Paired mean reduction: +2.0% (std dev 10.3%, 95% CI [-5.9%, +9.8%]). Target for the throughput-time criterion is &gt;=20%. Verdict: NOT MET -- the whole confidence interval sits below the bar.</w:t>
+        <w:t>Verdict: C2 is MET for the product-default configuration under the frozen v3 rule. Speed caveat: on seeds where both finished the gain is +17.5%, below a 20% threshold if speed alone is considered; the larger primary gain is substantially driven by SWARMOS completing batches the reference does not (a DNF counts at the 3000 s cap).</w:t>
       </w:r>
     </w:p>
     <w:p>
@@ -2560,7 +2234,7 @@
           <w:i w:val="0"/>
           <w:sz w:val="22"/>
         </w:rPr>
-        <w:t>Why baseline sometimes wins on raw completion time:</w:t>
+        <w:t>Secondary (open_floor_batch):</w:t>
       </w:r>
     </w:p>
     <w:p>
@@ -2568,7 +2242,7 @@
         <w:pStyle w:val="ListBullet"/>
       </w:pPr>
       <w:r>
-        <w:t>The graded ladder trades a guaranteed full stop for negotiated give-way. On some seeds this genuinely produces a faster resolution; on others the negotiation overhead (contests, commit windows) costs more time than a simple stop would have.</w:t>
+        <w:t>Capped improvement +33.7%, 95% CI [+4.5%, +62.8%]; finish rate 40/40 vs 15/40.</w:t>
       </w:r>
     </w:p>
     <w:p>
@@ -2576,15 +2250,7 @@
         <w:pStyle w:val="ListBullet"/>
       </w:pPr>
       <w:r>
-        <w:t>The gridlock defect fixed on 2026-09-22 (see section 7) was artificially depressing SWARMOS numbers at fleet 40-50 before today -- those specific runs above were re-measured AFTER the fix, and the comparison is now honest rather than gridlock-contaminated.</w:t>
-      </w:r>
-    </w:p>
-    <w:p>
-      <w:pPr>
-        <w:pStyle w:val="ListBullet"/>
-      </w:pPr>
-      <w:r>
-        <w:t>avg_completion_s is a small-sample statistic at 1800 ticks (3-26 completions per arm per run) -- the CI in the table above is wide because the sample is genuinely small, not because the measurement is broken. tools/verify_criteria_powered.py exists specifically to widen the sample (9000 ticks, 9 seeds).</w:t>
+        <w:t>When both arms finish, SWARMOS is SLOWER on this scenario (mean -44.4%, CI [-105.8%, +17.1%], faster on 4 of 15 seeds). SWARMOS is not universally faster.</w:t>
       </w:r>
     </w:p>
     <w:p>
@@ -2594,7 +2260,7 @@
           <w:i w:val="0"/>
           <w:sz w:val="22"/>
         </w:rPr>
-        <w:t>So what IS the point of SWARMOS, if C2 is not currently met?</w:t>
+        <w:t>Safety (all 240 runs):</w:t>
       </w:r>
     </w:p>
     <w:p>
@@ -2602,7 +2268,17 @@
         <w:pStyle w:val="ListBullet"/>
       </w:pPr>
       <w:r>
-        <w:t>C1 (zero collisions under full arbitration) is MET: 0 collisions in the SWARMOS arm across every measured run, against a baseline that also holds 0 here because it is equally conservative -- the honest comparison is on WHERE each policy spends its caution, not just the collision count.</w:t>
+        <w:t>0 collisions, 0 invariant failures. SWARMOS: 0 margin breaches, 0 frozen pairs. The only margin breach in the entire benchmark came from the tuned reference arm on open_floor_batch at 0.748 m (inside the 0.75 m margin, outside the 0.70 m contact threshold).</w:t>
+      </w:r>
+    </w:p>
+    <w:p>
+      <w:r>
+        <w:rPr>
+          <w:b/>
+          <w:i w:val="0"/>
+          <w:sz w:val="22"/>
+        </w:rPr>
+        <w:t>Integrity:</w:t>
       </w:r>
     </w:p>
     <w:p>
@@ -2610,7 +2286,7 @@
         <w:pStyle w:val="ListBullet"/>
       </w:pPr>
       <w:r>
-        <w:t>The real differentiators are the capabilities baseline structurally cannot have at all: it has no integrity layer (defenceless against a lying robot, N9), no advisory-firewall architecture to demonstrate (N5), no counterfactual replay for auditability (N3), and no degradation ladder under packet loss (N6). These are qualitative, structural claims, not a single completion-time number.</w:t>
+        <w:t>240 runs = 3 arms x 2 scenarios x 40 seeds; seeds fresh and fixed before the run; protocol byte-identical after the run; replay 240/240 exact with code-identity and arm-config match.</w:t>
       </w:r>
     </w:p>
     <w:p>
@@ -2618,7 +2294,25 @@
         <w:pStyle w:val="ListBullet"/>
       </w:pPr>
       <w:r>
-        <w:t>The throughput claim is not abandoned -- it is reported honestly as NOT YET MET, with the exact gap (need +18pp) and the exact next step specified in docs/SUCCESS_CRITERIA_VERIFICATION.md and reproducible with tools/verify_criteria_powered.py.</w:t>
+        <w:t>Code identity f3dabbf0d732bfc218a1ab31f906299ca1baee5c4b1de148534b16c0d023094f. Pre-freeze gate: pytest 672 passed; UI verifier 39 pass / 1 known warning / 0 fail; backend audit 82/0; browser audit 26/0.</w:t>
+      </w:r>
+    </w:p>
+    <w:p>
+      <w:pPr>
+        <w:pStyle w:val="ListBullet"/>
+      </w:pPr>
+      <w:r>
+        <w:t>Remaining asymmetries favour the reference: its separating rule inside the margin and its global view.</w:t>
+      </w:r>
+    </w:p>
+    <w:p>
+      <w:r>
+        <w:rPr>
+          <w:b w:val="0"/>
+          <w:i w:val="0"/>
+          <w:sz w:val="22"/>
+        </w:rPr>
+        <w:t>History: the 2026-09-22 avg_completion_s comparison (+2.0%, NOT MET) and the frozen v1 fixed-batch evaluation (NOT MET) are superseded; they are kept in docs/SUCCESS_CRITERIA_VERIFICATION.md and docs/C2_FROZEN_PROTOCOL.md.</w:t>
       </w:r>
     </w:p>
     <w:p>
